--- a/FP/VP523438/Final/JCE_FP_VP523438_Final_RevG.docx
+++ b/FP/VP523438/Final/JCE_FP_VP523438_Final_RevG.docx
@@ -1829,7 +1829,7 @@
           <w:b w:val="0"/>
           <w:i w:val="0"/>
         </w:rPr>
-        <w:t>Start-up meeting with Council and a two-day site appraisal of the whole corridor: drainage lines, culvert condition, verges, accesses, stobie poles, trees and interfaces, with a photo log (by 04/12/2026). JCE will also fly the corridor with its RTK drone to produce an orthophoto and 3D model of existing conditions (verges, accesses, culvert inlets and outlets, trees and stobie poles) as context for the options and the workshops; this supplements the engineering survey and does not replace it.</w:t>
+        <w:t>Start-up meeting with Council and a two-day site appraisal of the whole corridor: drainage lines, culvert condition, verges, accesses, stobie poles, trees and interfaces, with a photo log (by 04/12/2026). JCE will also fly the corridor with its RTK drone and process the capture in Autodesk ReCap Pro into an orthophoto and a terrain surface of existing conditions (verges, accesses, culvert inlets and outlets, trees and stobie poles); the ReCap surface feeds the InfraWorks and Civil 3D concept design model as context for the options and workshops, and supplements the engineering survey without replacing it.</w:t>
       </w:r>
     </w:p>
     <w:p>
@@ -2938,6 +2938,18 @@
       </w:r>
     </w:p>
     <w:p>
+      <w:pPr>
+        <w:pStyle w:val="ListBullet"/>
+      </w:pPr>
+      <w:r>
+        <w:rPr>
+          <w:b w:val="0"/>
+          <w:i w:val="0"/>
+        </w:rPr>
+        <w:t>Drone photogrammetry workflow: DJI capture with RTK, Autodesk ReCap Pro for point clouds, surfaces and orthophotos, Autodesk InfraWorks and Civil 3D for design integration, and QGIS for GIS and asset register delivery. Jayden has delivered drone photogrammetry on previous projects, processing captures in Autodesk ReCap Pro to build point clouds and terrain surfaces for use in Autodesk InfraWorks and civil design models.</w:t>
+      </w:r>
+    </w:p>
+    <w:p>
       <w:r>
         <w:rPr>
           <w:b/>
@@ -2950,7 +2962,7 @@
           <w:b w:val="0"/>
           <w:i w:val="0"/>
         </w:rPr>
-        <w:t xml:space="preserve"> JCE's related business, Glide Inside (glideinside.com.au), produces 3D digital models and visualisation for the property and construction sector. JCE delivers drone photogrammetry (orthophotos, 3D models and geotagged inspection imagery) using a DJI Mavic 3 Enterprise with RTK, operated under CASA's sub-2 kg excluded category, with CASA operator accreditation in place before services start. Hawthorn Road is more than 30 km from the nearest controlled aerodromes (Adelaide Airport and Parafield), well outside the 5.5 km limit for the excluded category; flights will be in daylight, within visual line of sight, below 120 m and clear of road users and the public as CASA's standard operating conditions require.</w:t>
+        <w:t xml:space="preserve"> JCE's related business, Glide Inside (glideinside.com.au), produces 3D digital models and visualisation for the property and construction sector. JCE delivers drone photogrammetry (orthophotos, 3D models and geotagged inspection imagery). JCE will deploy a DJI Mavic 3 Enterprise with RTK, operated under CASA's sub-2 kg excluded category, with CASA operator accreditation in place before services start. Hawthorn Road is more than 30 km from the nearest controlled aerodromes (Adelaide Airport and Parafield), well outside the 5.5 km limit for the excluded category; flights will be in daylight, within visual line of sight, below 120 m and clear of road users and the public as CASA's standard operating conditions require.</w:t>
       </w:r>
     </w:p>
     <w:p>

--- a/FP/VP523438/Final/JCE_FP_VP523438_Final_RevG.docx
+++ b/FP/VP523438/Final/JCE_FP_VP523438_Final_RevG.docx
@@ -2946,7 +2946,19 @@
           <w:b w:val="0"/>
           <w:i w:val="0"/>
         </w:rPr>
-        <w:t>Drone photogrammetry workflow: DJI capture with RTK, Autodesk ReCap Pro for point clouds, surfaces and orthophotos, Autodesk InfraWorks and Civil 3D for design integration, and QGIS for GIS and asset register delivery. Jayden has delivered drone photogrammetry on previous projects, processing captures in Autodesk ReCap Pro to build point clouds and terrain surfaces for use in Autodesk InfraWorks and civil design models.</w:t>
+        <w:t>Drone photogrammetry workflow: automated flight planning in DroneDeploy (or DJI Pilot 2 / DJI FlightHub); capture with RTK corrections from the AUSCORS network or a local base; ground control and independent check points to verify accuracy; Autodesk ReCap Pro for point clouds, surfaces and orthophotos; Autodesk InfraWorks and Civil 3D for design integration; and QGIS for GIS and asset register delivery.</w:t>
+      </w:r>
+    </w:p>
+    <w:p>
+      <w:pPr>
+        <w:pStyle w:val="ListBullet"/>
+      </w:pPr>
+      <w:r>
+        <w:rPr>
+          <w:b w:val="0"/>
+          <w:i w:val="0"/>
+        </w:rPr>
+        <w:t>Jayden has delivered drone photogrammetry on previous projects, planning automated flight paths in DroneDeploy, capturing with RTK positioning, and processing in Autodesk ReCap Pro to build point clouds and terrain surfaces for use in Autodesk InfraWorks and civil design models.</w:t>
       </w:r>
     </w:p>
     <w:p>

--- a/FP/VP523438/Final/JCE_FP_VP523438_Final_RevG.docx
+++ b/FP/VP523438/Final/JCE_FP_VP523438_Final_RevG.docx
@@ -3750,6 +3750,7 @@
           </w:tcPr>
           <w:p>
             <w:pPr>
+              <w:keepNext/>
               <w:spacing w:after="20"/>
             </w:pPr>
             <w:r/>
@@ -3769,6 +3770,7 @@
           </w:tcPr>
           <w:p>
             <w:pPr>
+              <w:keepNext/>
               <w:spacing w:after="20"/>
             </w:pPr>
             <w:r/>
@@ -3788,6 +3790,7 @@
           </w:tcPr>
           <w:p>
             <w:pPr>
+              <w:keepNext/>
               <w:spacing w:after="20"/>
             </w:pPr>
             <w:r/>
@@ -3798,6 +3801,68 @@
                 <w:sz w:val="18"/>
               </w:rPr>
               <w:t>[TBC - Jayden: client contact]</w:t>
+            </w:r>
+          </w:p>
+        </w:tc>
+      </w:tr>
+      <w:tr>
+        <w:trPr>
+          <w:cantSplit/>
+        </w:trPr>
+        <w:tc>
+          <w:tcPr>
+            <w:tcW w:type="dxa" w:w="3402"/>
+          </w:tcPr>
+          <w:p>
+            <w:pPr>
+              <w:spacing w:after="20"/>
+            </w:pPr>
+            <w:r/>
+            <w:r>
+              <w:rPr>
+                <w:b w:val="0"/>
+                <w:i w:val="0"/>
+                <w:sz w:val="18"/>
+              </w:rPr>
+              <w:t>Farm drainage works, private rural client (Craig Sullivan).</w:t>
+            </w:r>
+          </w:p>
+        </w:tc>
+        <w:tc>
+          <w:tcPr>
+            <w:tcW w:type="dxa" w:w="3685"/>
+          </w:tcPr>
+          <w:p>
+            <w:pPr>
+              <w:spacing w:after="20"/>
+            </w:pPr>
+            <w:r/>
+            <w:r>
+              <w:rPr>
+                <w:b w:val="0"/>
+                <w:i w:val="0"/>
+                <w:sz w:val="18"/>
+              </w:rPr>
+              <w:t>Drone photogrammetry survey of the property using RTK-positioned automated flights, processed in Autodesk ReCap Pro to a terrain surface used to design the drainage works.</w:t>
+            </w:r>
+          </w:p>
+        </w:tc>
+        <w:tc>
+          <w:tcPr>
+            <w:tcW w:type="dxa" w:w="2551"/>
+          </w:tcPr>
+          <w:p>
+            <w:pPr>
+              <w:spacing w:after="20"/>
+            </w:pPr>
+            <w:r/>
+            <w:r>
+              <w:rPr>
+                <w:b w:val="0"/>
+                <w:i w:val="0"/>
+                <w:sz w:val="18"/>
+              </w:rPr>
+              <w:t>Craig Sullivan, private client. Referee details available on request.</w:t>
             </w:r>
           </w:p>
         </w:tc>

--- a/FP/VP523438/Final/JCE_FP_VP523438_Final_RevG.docx
+++ b/FP/VP523438/Final/JCE_FP_VP523438_Final_RevG.docx
@@ -1829,7 +1829,7 @@
           <w:b w:val="0"/>
           <w:i w:val="0"/>
         </w:rPr>
-        <w:t>Start-up meeting with Council and a two-day site appraisal of the whole corridor: drainage lines, culvert condition, verges, accesses, stobie poles, trees and interfaces, with a photo log (by 04/12/2026). JCE will also fly the corridor with its RTK drone and process the capture in Autodesk ReCap Pro into an orthophoto and a terrain surface of existing conditions (verges, accesses, culvert inlets and outlets, trees and stobie poles); the ReCap surface feeds the InfraWorks and Civil 3D concept design model as context for the options and workshops, and supplements the engineering survey without replacing it.</w:t>
+        <w:t>Start-up meeting with Council and a two-day site appraisal of the whole corridor: drainage lines, culvert condition, verges, accesses, stobie poles, trees and interfaces, with a photo log (by 04/12/2026). JCE will also fly the corridor with its RTK drone and process the capture in Autodesk ReCap Pro into an orthophoto and a terrain surface of existing conditions (verges, accesses, culvert inlets and outlets, trees and stobie poles); the ReCap surface feeds the InfraWorks and Civil 3D concept design model as context for the options and workshops, and supplements the engineering survey without replacing it. High-resolution aerial stills and video from the same flights form part of the existing-condition record and are used in Council's workshop presentations.</w:t>
       </w:r>
     </w:p>
     <w:p>
@@ -2231,6 +2231,18 @@
           <w:i w:val="0"/>
         </w:rPr>
         <w:t>Appendices: engineering survey, geotechnical and pavement design report, Tree Assessment Report and lighting concept</w:t>
+      </w:r>
+    </w:p>
+    <w:p>
+      <w:pPr>
+        <w:pStyle w:val="ListBullet"/>
+      </w:pPr>
+      <w:r>
+        <w:rPr>
+          <w:b w:val="0"/>
+          <w:i w:val="0"/>
+        </w:rPr>
+        <w:t>Drone orthophoto and high-resolution aerial stills and video of existing conditions along the corridor (digital files)</w:t>
       </w:r>
     </w:p>
     <w:p>
@@ -2958,7 +2970,7 @@
           <w:b w:val="0"/>
           <w:i w:val="0"/>
         </w:rPr>
-        <w:t>Jayden has delivered drone photogrammetry on previous projects, planning automated flight paths in DroneDeploy, capturing with RTK positioning, and processing in Autodesk ReCap Pro to build point clouds and terrain surfaces for use in Autodesk InfraWorks and civil design models.</w:t>
+        <w:t>Jayden has delivered drone photogrammetry on previous projects, planning automated flight paths in DroneDeploy, capturing RTK-positioned photogrammetry and high-resolution aerial stills and video, and processing in Autodesk ReCap Pro to build point clouds and terrain surfaces for use in Autodesk InfraWorks and civil design models.</w:t>
       </w:r>
     </w:p>
     <w:p>

--- a/FP/VP523438/Final/JCE_FP_VP523438_Final_RevG.docx
+++ b/FP/VP523438/Final/JCE_FP_VP523438_Final_RevG.docx
@@ -3553,6 +3553,71 @@
                 <w:sz w:val="18"/>
               </w:rPr>
               <w:t>Contact</w:t>
+            </w:r>
+          </w:p>
+        </w:tc>
+      </w:tr>
+      <w:tr>
+        <w:trPr>
+          <w:cantSplit/>
+        </w:trPr>
+        <w:tc>
+          <w:tcPr>
+            <w:tcW w:type="dxa" w:w="3402"/>
+          </w:tcPr>
+          <w:p>
+            <w:pPr>
+              <w:keepNext/>
+              <w:spacing w:after="20"/>
+            </w:pPr>
+            <w:r/>
+            <w:r>
+              <w:rPr>
+                <w:b w:val="0"/>
+                <w:i w:val="0"/>
+                <w:sz w:val="18"/>
+              </w:rPr>
+              <w:t>Floodway rectification, Tablelands Regional Council (QLD): engineering for the rectification of a floodway on Council's road network.</w:t>
+            </w:r>
+          </w:p>
+        </w:tc>
+        <w:tc>
+          <w:tcPr>
+            <w:tcW w:type="dxa" w:w="3685"/>
+          </w:tcPr>
+          <w:p>
+            <w:pPr>
+              <w:keepNext/>
+              <w:spacing w:after="20"/>
+            </w:pPr>
+            <w:r/>
+            <w:r>
+              <w:rPr>
+                <w:b w:val="0"/>
+                <w:i w:val="0"/>
+                <w:sz w:val="18"/>
+              </w:rPr>
+              <w:t>Council road and drainage asset work for a council client: floodways are road network assets where road levels, drainage and flood behaviour meet, as at the Hawthorn Road creek crossings.</w:t>
+            </w:r>
+          </w:p>
+        </w:tc>
+        <w:tc>
+          <w:tcPr>
+            <w:tcW w:type="dxa" w:w="2551"/>
+          </w:tcPr>
+          <w:p>
+            <w:pPr>
+              <w:keepNext/>
+              <w:spacing w:after="20"/>
+            </w:pPr>
+            <w:r/>
+            <w:r>
+              <w:rPr>
+                <w:b w:val="0"/>
+                <w:i w:val="0"/>
+                <w:sz w:val="18"/>
+              </w:rPr>
+              <w:t>Darren Quilliam, Tablelands Regional Council. Contact details available on request.</w:t>
             </w:r>
           </w:p>
         </w:tc>

--- a/FP/VP523438/Final/JCE_FP_VP523438_Final_RevG.docx
+++ b/FP/VP523438/Final/JCE_FP_VP523438_Final_RevG.docx
@@ -3837,7 +3837,7 @@
                 <w:i w:val="0"/>
                 <w:sz w:val="18"/>
               </w:rPr>
-              <w:t>JCE, flood levee inspection and certification, 6887 Oxley Highway, Gunnedah NSW (2026). Earthen levee about 647 m long.</w:t>
+              <w:t>RAAF Base Townsville, Defence delivery project: engineering delivery for CPB Contractors (head contractor).</w:t>
             </w:r>
           </w:p>
         </w:tc>
@@ -3857,7 +3857,7 @@
                 <w:i w:val="0"/>
                 <w:sz w:val="18"/>
               </w:rPr>
-              <w:t>Condition inspection, field dispersion and plasticity testing, and certification report JCE-INS-001 for a development application.</w:t>
+              <w:t>Delivery with a tier-one head contractor on a Queensland Defence base, including construction phase work.</w:t>
             </w:r>
           </w:p>
         </w:tc>
@@ -3877,7 +3877,7 @@
                 <w:i w:val="0"/>
                 <w:sz w:val="18"/>
               </w:rPr>
-              <w:t>[TBC - Jayden: client contact]</w:t>
+              <w:t>Maverick Partner, CPB Contractors. Contact details available on request.</w:t>
             </w:r>
           </w:p>
         </w:tc>

--- a/FP/VP523438/Final/JCE_FP_VP523438_Final_RevG.docx
+++ b/FP/VP523438/Final/JCE_FP_VP523438_Final_RevG.docx
@@ -3577,7 +3577,7 @@
                 <w:i w:val="0"/>
                 <w:sz w:val="18"/>
               </w:rPr>
-              <w:t>Floodway rectification, Tablelands Regional Council (QLD): engineering for the rectification of a floodway on Council's road network.</w:t>
+              <w:t>Jayden Callen (while at Langtrees): Floodway rectification, Tablelands Regional Council (QLD): engineering for the rectification of a floodway on Council's road network.</w:t>
             </w:r>
           </w:p>
         </w:tc>

--- a/FP/VP523438/Final/JCE_FP_VP523438_Final_RevG.docx
+++ b/FP/VP523438/Final/JCE_FP_VP523438_Final_RevG.docx
@@ -370,7 +370,7 @@
                 <w:i w:val="0"/>
                 <w:sz w:val="18"/>
               </w:rPr>
-              <w:t>Lump sum $258,460 excl. GST ($284,306 incl. GST) for Separable Portion 1; PC Sums $339,400 excl. GST for Separable Portions 2 and 3</w:t>
+              <w:t>Lump sum $263,500 excl. GST ($289,850 incl. GST) for Separable Portion 1; PC Sums $339,400 excl. GST for Separable Portions 2 and 3</w:t>
             </w:r>
           </w:p>
         </w:tc>
@@ -414,7 +414,7 @@
           <w:b w:val="0"/>
           <w:i w:val="0"/>
         </w:rPr>
-        <w:t>JCE confirms it can meet Council's program in Brief Table 1. Our lump sum is $258,460 excluding GST, and the PC Sums for the later design stages total $339,400 excluding GST. The items in Brief section 9 are answered as follows:</w:t>
+        <w:t>JCE confirms it can meet Council's program in Brief Table 1. Our lump sum is $263,500 excluding GST, and the PC Sums for the later design stages total $339,400 excluding GST. The items in Brief section 9 are answered as follows:</w:t>
       </w:r>
     </w:p>
     <w:tbl>
@@ -1809,7 +1809,7 @@
           <w:b w:val="0"/>
           <w:i w:val="0"/>
         </w:rPr>
-        <w:t>Independent technical review of the civil documentation before each issue by Livio Chiarot, FIEAust [TBC - Jayden: confirm Livio's availability].</w:t>
+        <w:t>Independent technical review of the design outputs at the preliminary 30% and final concept issues by Sunny Lotay (RPEQ, NER), JCE's associate certifying engineer.</w:t>
       </w:r>
     </w:p>
     <w:p>
@@ -2902,6 +2902,186 @@
       </w:r>
     </w:p>
     <w:p>
+      <w:r>
+        <w:rPr>
+          <w:b/>
+          <w:i w:val="0"/>
+        </w:rPr>
+        <w:t>Sunny Lotay, Associate Principal Engineer (RPEQ, NER), Lotay Civil:</w:t>
+      </w:r>
+      <w:r>
+        <w:rPr>
+          <w:b w:val="0"/>
+          <w:i w:val="0"/>
+        </w:rPr>
+        <w:t xml:space="preserve"> engaged by JCE under a standing associate agreement as technical reviewer and certifying engineer on JCE commissions. On Hawthorn Road he will carry out the independent technical review of the preliminary 30% and final concept design outputs, provide sign-off where a suitably qualified or registered engineer is required, and act as backup project lead. Sunny is not a JCE employee.</w:t>
+      </w:r>
+    </w:p>
+    <w:tbl>
+      <w:tblPr>
+        <w:tblStyle w:val="TableGrid"/>
+        <w:tblW w:type="auto" w:w="0"/>
+        <w:jc w:val="center"/>
+        <w:tblLayout w:type="fixed"/>
+        <w:tblLook w:firstColumn="1" w:firstRow="1" w:lastColumn="0" w:lastRow="0" w:noHBand="0" w:noVBand="1" w:val="04A0"/>
+      </w:tblPr>
+      <w:tblGrid>
+        <w:gridCol w:w="4819"/>
+        <w:gridCol w:w="4819"/>
+      </w:tblGrid>
+      <w:tr>
+        <w:trPr>
+          <w:tblHeader/>
+          <w:cantSplit/>
+        </w:trPr>
+        <w:tc>
+          <w:tcPr>
+            <w:tcW w:type="dxa" w:w="4819"/>
+            <w:shd w:val="clear" w:color="auto" w:fill="1A1A1A"/>
+          </w:tcPr>
+          <w:p>
+            <w:pPr>
+              <w:keepNext/>
+            </w:pPr>
+            <w:r/>
+            <w:r>
+              <w:rPr>
+                <w:b/>
+                <w:color w:val="FFFFFF"/>
+                <w:sz w:val="18"/>
+              </w:rPr>
+              <w:t>Core team</w:t>
+            </w:r>
+          </w:p>
+        </w:tc>
+        <w:tc>
+          <w:tcPr>
+            <w:tcW w:type="dxa" w:w="4819"/>
+            <w:shd w:val="clear" w:color="auto" w:fill="1A1A1A"/>
+          </w:tcPr>
+          <w:p>
+            <w:pPr>
+              <w:keepNext/>
+            </w:pPr>
+            <w:r/>
+            <w:r>
+              <w:rPr>
+                <w:b/>
+                <w:color w:val="FFFFFF"/>
+                <w:sz w:val="18"/>
+              </w:rPr>
+              <w:t>Role on Hawthorn Road</w:t>
+            </w:r>
+          </w:p>
+        </w:tc>
+      </w:tr>
+      <w:tr>
+        <w:trPr>
+          <w:cantSplit/>
+        </w:trPr>
+        <w:tc>
+          <w:tcPr>
+            <w:tcW w:type="dxa" w:w="4819"/>
+          </w:tcPr>
+          <w:p>
+            <w:pPr>
+              <w:keepNext/>
+              <w:spacing w:after="20"/>
+            </w:pPr>
+            <w:r/>
+            <w:r>
+              <w:rPr>
+                <w:b w:val="0"/>
+                <w:i w:val="0"/>
+                <w:sz w:val="18"/>
+              </w:rPr>
+              <w:t>Jayden Callen, Director, JCE (MIEAust; NER application in progress)</w:t>
+            </w:r>
+          </w:p>
+        </w:tc>
+        <w:tc>
+          <w:tcPr>
+            <w:tcW w:type="dxa" w:w="4819"/>
+          </w:tcPr>
+          <w:p>
+            <w:pPr>
+              <w:keepNext/>
+              <w:spacing w:after="20"/>
+            </w:pPr>
+            <w:r/>
+            <w:r>
+              <w:rPr>
+                <w:b w:val="0"/>
+                <w:i w:val="0"/>
+                <w:sz w:val="18"/>
+              </w:rPr>
+              <w:t>Design lead, Contractor's Representative and Council's single point of contact</w:t>
+            </w:r>
+          </w:p>
+        </w:tc>
+      </w:tr>
+      <w:tr>
+        <w:trPr>
+          <w:cantSplit/>
+        </w:trPr>
+        <w:tc>
+          <w:tcPr>
+            <w:tcW w:type="dxa" w:w="4819"/>
+          </w:tcPr>
+          <w:p>
+            <w:pPr>
+              <w:spacing w:after="20"/>
+            </w:pPr>
+            <w:r/>
+            <w:r>
+              <w:rPr>
+                <w:b w:val="0"/>
+                <w:i w:val="0"/>
+                <w:sz w:val="18"/>
+              </w:rPr>
+              <w:t>Sunny Lotay, Associate Principal Engineer, Lotay Civil (RPEQ, NER)</w:t>
+            </w:r>
+          </w:p>
+        </w:tc>
+        <w:tc>
+          <w:tcPr>
+            <w:tcW w:type="dxa" w:w="4819"/>
+          </w:tcPr>
+          <w:p>
+            <w:pPr>
+              <w:spacing w:after="20"/>
+            </w:pPr>
+            <w:r/>
+            <w:r>
+              <w:rPr>
+                <w:b w:val="0"/>
+                <w:i w:val="0"/>
+                <w:sz w:val="18"/>
+              </w:rPr>
+              <w:t>Independent technical review, certification where required, backup project lead</w:t>
+            </w:r>
+          </w:p>
+        </w:tc>
+      </w:tr>
+    </w:tbl>
+    <w:p>
+      <w:pPr>
+        <w:spacing w:after="40"/>
+      </w:pPr>
+    </w:p>
+    <w:p>
+      <w:pPr>
+        <w:keepNext/>
+      </w:pPr>
+      <w:r>
+        <w:rPr>
+          <w:b w:val="0"/>
+          <w:i w:val="0"/>
+        </w:rPr>
+        <w:t>Jayden's technical skills:</w:t>
+      </w:r>
+    </w:p>
+    <w:p>
       <w:pPr>
         <w:pStyle w:val="ListBullet"/>
       </w:pPr>
@@ -3002,7 +3182,7 @@
           <w:b w:val="0"/>
           <w:i w:val="0"/>
         </w:rPr>
-        <w:t xml:space="preserve"> The Brief and Agreement do not require CPEng, NER or any State registration for this work. South Australia does not currently require engineers to be registered to provide these services [TBC - Jayden: confirm on legislation.sa.gov.au before lodging]. If a registration requirement starts during the commission and applies to these services, JCE will comply, including by engaging a registered engineer for review and sign-off.</w:t>
+        <w:t xml:space="preserve"> The Brief and Agreement do not require CPEng, NER or any State registration for this work. South Australia does not currently require engineers to be registered to provide these services [TBC - Jayden: confirm on legislation.sa.gov.au before lodging]. If a registration requirement starts during the commission and applies to these services, JCE will comply, including through its associate certifying engineer, Sunny Lotay (RPEQ, NER).</w:t>
       </w:r>
     </w:p>
     <w:p>
@@ -4473,7 +4653,7 @@
                 <w:i w:val="0"/>
                 <w:sz w:val="18"/>
               </w:rPr>
-              <w:t>$135,940</w:t>
+              <w:t>$138,460</w:t>
             </w:r>
           </w:p>
         </w:tc>
@@ -4539,7 +4719,7 @@
                 <w:i w:val="0"/>
                 <w:sz w:val="18"/>
               </w:rPr>
-              <w:t>$58,500</w:t>
+              <w:t>$61,020</w:t>
             </w:r>
           </w:p>
         </w:tc>
@@ -4600,7 +4780,7 @@
                 <w:i w:val="0"/>
                 <w:sz w:val="18"/>
               </w:rPr>
-              <w:t>$258,460</w:t>
+              <w:t>$263,500</w:t>
             </w:r>
           </w:p>
         </w:tc>
@@ -4658,7 +4838,7 @@
                 <w:i w:val="0"/>
                 <w:sz w:val="18"/>
               </w:rPr>
-              <w:t>$25,846</w:t>
+              <w:t>$26,350</w:t>
             </w:r>
           </w:p>
         </w:tc>
@@ -4716,7 +4896,7 @@
                 <w:i w:val="0"/>
                 <w:sz w:val="18"/>
               </w:rPr>
-              <w:t>$284,306</w:t>
+              <w:t>$289,850</w:t>
             </w:r>
           </w:p>
         </w:tc>
@@ -5580,6 +5760,69 @@
                 <w:i w:val="0"/>
                 <w:sz w:val="18"/>
               </w:rPr>
+              <w:t>Associate review and certification: Sunny Lotay, Lotay Civil (RPEQ, NER)</w:t>
+            </w:r>
+          </w:p>
+        </w:tc>
+        <w:tc>
+          <w:tcPr>
+            <w:tcW w:type="dxa" w:w="2268"/>
+          </w:tcPr>
+          <w:p>
+            <w:pPr>
+              <w:spacing w:after="20"/>
+            </w:pPr>
+            <w:r/>
+            <w:r>
+              <w:rPr>
+                <w:b w:val="0"/>
+                <w:i w:val="0"/>
+                <w:sz w:val="18"/>
+              </w:rPr>
+              <w:t>24 hours</w:t>
+            </w:r>
+          </w:p>
+        </w:tc>
+        <w:tc>
+          <w:tcPr>
+            <w:tcW w:type="dxa" w:w="2154"/>
+          </w:tcPr>
+          <w:p>
+            <w:pPr>
+              <w:spacing w:after="20"/>
+              <w:jc w:val="right"/>
+            </w:pPr>
+            <w:r/>
+            <w:r>
+              <w:rPr>
+                <w:b w:val="0"/>
+                <w:i w:val="0"/>
+                <w:sz w:val="18"/>
+              </w:rPr>
+              <w:t>$5,040</w:t>
+            </w:r>
+          </w:p>
+        </w:tc>
+      </w:tr>
+      <w:tr>
+        <w:trPr>
+          <w:cantSplit/>
+        </w:trPr>
+        <w:tc>
+          <w:tcPr>
+            <w:tcW w:type="dxa" w:w="5216"/>
+          </w:tcPr>
+          <w:p>
+            <w:pPr>
+              <w:spacing w:after="20"/>
+            </w:pPr>
+            <w:r/>
+            <w:r>
+              <w:rPr>
+                <w:b w:val="0"/>
+                <w:i w:val="0"/>
+                <w:sz w:val="18"/>
+              </w:rPr>
               <w:t>Disbursements (Section 8.3)</w:t>
             </w:r>
           </w:p>
@@ -5677,7 +5920,7 @@
                 <w:i w:val="0"/>
                 <w:sz w:val="18"/>
               </w:rPr>
-              <w:t>$258,460</w:t>
+              <w:t>$263,500</w:t>
             </w:r>
           </w:p>
         </w:tc>
@@ -5739,7 +5982,7 @@
                 <w:color w:val="FFFFFF"/>
                 <w:sz w:val="18"/>
               </w:rPr>
-              <w:t>Role (all performed or directly supervised by Jayden Callen)</w:t>
+              <w:t>Role (JCE roles performed or directly supervised by Jayden Callen)</w:t>
             </w:r>
           </w:p>
         </w:tc>
@@ -6191,6 +6434,7 @@
           </w:tcPr>
           <w:p>
             <w:pPr>
+              <w:keepNext/>
               <w:spacing w:after="20"/>
             </w:pPr>
             <w:r/>
@@ -6201,6 +6445,132 @@
                 <w:sz w:val="18"/>
               </w:rPr>
               <w:t>Total JCE labour (760.5 hours, before the 5% risk allowance)</w:t>
+            </w:r>
+          </w:p>
+        </w:tc>
+        <w:tc>
+          <w:tcPr>
+            <w:tcW w:type="dxa" w:w="3175"/>
+            <w:shd w:val="clear" w:color="auto" w:fill="F3E9C6"/>
+          </w:tcPr>
+          <w:p>
+            <w:pPr>
+              <w:keepNext/>
+              <w:spacing w:after="20"/>
+            </w:pPr>
+            <w:r/>
+          </w:p>
+        </w:tc>
+        <w:tc>
+          <w:tcPr>
+            <w:tcW w:type="dxa" w:w="2154"/>
+            <w:shd w:val="clear" w:color="auto" w:fill="F3E9C6"/>
+          </w:tcPr>
+          <w:p>
+            <w:pPr>
+              <w:keepNext/>
+              <w:spacing w:after="20"/>
+              <w:jc w:val="right"/>
+            </w:pPr>
+            <w:r/>
+            <w:r>
+              <w:rPr>
+                <w:b/>
+                <w:i w:val="0"/>
+                <w:sz w:val="18"/>
+              </w:rPr>
+              <w:t>$133,640</w:t>
+            </w:r>
+          </w:p>
+        </w:tc>
+      </w:tr>
+      <w:tr>
+        <w:trPr>
+          <w:cantSplit/>
+        </w:trPr>
+        <w:tc>
+          <w:tcPr>
+            <w:tcW w:type="dxa" w:w="4309"/>
+          </w:tcPr>
+          <w:p>
+            <w:pPr>
+              <w:keepNext/>
+              <w:spacing w:after="20"/>
+            </w:pPr>
+            <w:r/>
+            <w:r>
+              <w:rPr>
+                <w:b w:val="0"/>
+                <w:i w:val="0"/>
+                <w:sz w:val="18"/>
+              </w:rPr>
+              <w:t>Associate Principal Engineer, Sunny Lotay, Lotay Civil ($200/hr)</w:t>
+            </w:r>
+          </w:p>
+        </w:tc>
+        <w:tc>
+          <w:tcPr>
+            <w:tcW w:type="dxa" w:w="3175"/>
+          </w:tcPr>
+          <w:p>
+            <w:pPr>
+              <w:keepNext/>
+              <w:spacing w:after="20"/>
+            </w:pPr>
+            <w:r/>
+            <w:r>
+              <w:rPr>
+                <w:b w:val="0"/>
+                <w:i w:val="0"/>
+                <w:sz w:val="18"/>
+              </w:rPr>
+              <w:t>0 / 0 / 12 / 12 = 24</w:t>
+            </w:r>
+          </w:p>
+        </w:tc>
+        <w:tc>
+          <w:tcPr>
+            <w:tcW w:type="dxa" w:w="2154"/>
+          </w:tcPr>
+          <w:p>
+            <w:pPr>
+              <w:keepNext/>
+              <w:spacing w:after="20"/>
+              <w:jc w:val="right"/>
+            </w:pPr>
+            <w:r/>
+            <w:r>
+              <w:rPr>
+                <w:b w:val="0"/>
+                <w:i w:val="0"/>
+                <w:sz w:val="18"/>
+              </w:rPr>
+              <w:t>$4,800</w:t>
+            </w:r>
+          </w:p>
+        </w:tc>
+      </w:tr>
+      <w:tr>
+        <w:trPr>
+          <w:cantSplit/>
+        </w:trPr>
+        <w:tc>
+          <w:tcPr>
+            <w:tcW w:type="dxa" w:w="4309"/>
+            <w:shd w:val="clear" w:color="auto" w:fill="F3E9C6"/>
+          </w:tcPr>
+          <w:p>
+            <w:pPr>
+              <w:spacing w:after="20"/>
+            </w:pPr>
+            <w:r/>
+            <w:r>
+              <w:rPr>
+                <w:b/>
+                <w:i w:val="0"/>
+                <w:sz w:val="18"/>
+              </w:rPr>
+              <w:t>Total labour including associate review (784.5 hours, before the 5% risk allowance)</w:t>
             </w:r>
           </w:p>
         </w:tc>
@@ -6233,7 +6603,7 @@
                 <w:i w:val="0"/>
                 <w:sz w:val="18"/>
               </w:rPr>
-              <w:t>$133,640</w:t>
+              <w:t>$138,440</w:t>
             </w:r>
           </w:p>
         </w:tc>
@@ -6725,7 +7095,7 @@
           <w:b w:val="0"/>
           <w:i w:val="0"/>
         </w:rPr>
-        <w:t>Clause 19: Council's consent to the sub-consultants named at award, on the information in Section 5.2.</w:t>
+        <w:t>Clause 19: Council's consent to the sub-consultants named at award, on the information in Section 5.2, and to Sunny Lotay (Lotay Civil) as JCE's associate certifying engineer.</w:t>
       </w:r>
     </w:p>
     <w:p>

--- a/FP/VP523438/Final/JCE_FP_VP523438_Final_RevG.docx
+++ b/FP/VP523438/Final/JCE_FP_VP523438_Final_RevG.docx
@@ -3757,7 +3757,7 @@
                 <w:i w:val="0"/>
                 <w:sz w:val="18"/>
               </w:rPr>
-              <w:t>Jayden Callen (while at Langtrees): Floodway rectification, Tablelands Regional Council (QLD): engineering for the rectification of a floodway on Council's road network.</w:t>
+              <w:t xml:space="preserve">Jayden Callen (while at Langtree Consulting): Floodway rectification, Tablelands Regional Council (QLD): engineering for the rectification of a floodway on Council's road network.</w:t>
             </w:r>
           </w:p>
         </w:tc>
@@ -3822,7 +3822,7 @@
                 <w:i w:val="0"/>
                 <w:sz w:val="18"/>
               </w:rPr>
-              <w:t>Langtree Consulting Engineers, Townsville, Civil Design Manager and Senior Engineer, 03/2025 to 05/2026. Managed four civil designers delivering concurrent 50 to 100 lot subdivisions, including DATSIP subdivisions in Aurukun, Pormpuraaw and Napranum.</w:t>
+              <w:t xml:space="preserve">Langtree Consulting, Townsville, Civil Design Manager and Senior Engineer, 03/2025 to 05/2026. Managed four civil designers delivering concurrent 50 to 100 lot subdivisions, including DATSIP subdivisions in Aurukun, Pormpuraaw and Napranum.</w:t>
             </w:r>
           </w:p>
         </w:tc>
@@ -3862,7 +3862,7 @@
                 <w:i w:val="0"/>
                 <w:sz w:val="18"/>
               </w:rPr>
-              <w:t>Brett Langtree, Director and Principal Civil Engineer, Langtree Consulting Engineers. 0400 699 979, brett@langtreeconsulting.com.au</w:t>
+              <w:t xml:space="preserve">Brett Langtree, Director and Principal Civil Engineer, Langtree Consulting. 0400 699 979, brett@langtreeconsulting.com.au</w:t>
             </w:r>
           </w:p>
         </w:tc>
@@ -4057,7 +4057,7 @@
                 <w:i w:val="0"/>
                 <w:sz w:val="18"/>
               </w:rPr>
-              <w:t>Maverick Partner, CPB Contractors. Contact details available on request.</w:t>
+              <w:t xml:space="preserve">Maverick Parker, CPB Contractors. Contact details available on request.</w:t>
             </w:r>
           </w:p>
         </w:tc>
